--- a/Oracle_PySpark_Migration_Framework.docx
+++ b/Oracle_PySpark_Migration_Framework.docx
@@ -75,8 +75,9 @@
                 <w:sz w:val="19"/>
                 <w:szCs w:val="19"/>
               </w:rPr>
-              <w:t>Solution ·</w:t>
-            </w:r>
+              <w:t xml:space="preserve">Solution </w:t>
+            </w:r>
+            <w:proofErr w:type="gramStart"/>
             <w:r>
               <w:rPr>
                 <w:i/>
@@ -85,7 +86,28 @@
                 <w:sz w:val="19"/>
                 <w:szCs w:val="19"/>
               </w:rPr>
-              <w:t xml:space="preserve">  PL/SQL → AST Graph → Neo4j → PySpark Migration Triage</w:t>
+              <w:t>·</w:t>
+            </w:r>
+            <w:r>
+              <w:rPr>
+                <w:i/>
+                <w:iCs/>
+                <w:color w:val="CFE0DD"/>
+                <w:sz w:val="19"/>
+                <w:szCs w:val="19"/>
+              </w:rPr>
+              <w:t xml:space="preserve">  PL</w:t>
+            </w:r>
+            <w:proofErr w:type="gramEnd"/>
+            <w:r>
+              <w:rPr>
+                <w:i/>
+                <w:iCs/>
+                <w:color w:val="CFE0DD"/>
+                <w:sz w:val="19"/>
+                <w:szCs w:val="19"/>
+              </w:rPr>
+              <w:t>/SQL → AST Graph → Neo4j → PySpark Migration Triage</w:t>
             </w:r>
           </w:p>
         </w:tc>
@@ -137,10 +159,18 @@
         <w:t xml:space="preserve">turns Oracle PL/SQL — packages, procedures, functions, triggers, and DDL — into a defensible, human-reviewable verdict on how each unit should move to PySpark </w:t>
       </w:r>
       <w:r>
-        <w:t xml:space="preserve">or in Oracle </w:t>
-      </w:r>
-      <w:r>
-        <w:t>. It aims to:</w:t>
+        <w:t xml:space="preserve">or in </w:t>
+      </w:r>
+      <w:proofErr w:type="gramStart"/>
+      <w:r>
+        <w:t xml:space="preserve">Oracle </w:t>
+      </w:r>
+      <w:r>
+        <w:t>.</w:t>
+      </w:r>
+      <w:proofErr w:type="gramEnd"/>
+      <w:r>
+        <w:t xml:space="preserve"> It aims to:</w:t>
       </w:r>
     </w:p>
     <w:p>
@@ -271,9 +301,11 @@
       <w:r>
         <w:t xml:space="preserve">a single file or an entire codebase, with cross-file calls </w:t>
       </w:r>
-      <w:r>
-        <w:t>resolved,</w:t>
-      </w:r>
+      <w:proofErr w:type="gramStart"/>
+      <w:r>
+        <w:t>resolved</w:t>
+      </w:r>
+      <w:proofErr w:type="gramEnd"/>
       <w:r>
         <w:t xml:space="preserve"> so the graph reflects the whole estate.</w:t>
       </w:r>
@@ -396,6 +428,7 @@
               <w:spacing w:after="60"/>
               <w:jc w:val="center"/>
             </w:pPr>
+            <w:proofErr w:type="gramStart"/>
             <w:r>
               <w:rPr>
                 <w:b/>
@@ -404,54 +437,237 @@
                 <w:sz w:val="19"/>
                 <w:szCs w:val="19"/>
               </w:rPr>
-              <w:t>◇  DATAFLOW / ARCHITECTURE DIAGRAM  ◇</w:t>
-            </w:r>
+              <w:t>◇  DATAFLOW</w:t>
+            </w:r>
+            <w:proofErr w:type="gramEnd"/>
+            <w:r>
+              <w:rPr>
+                <w:b/>
+                <w:bCs/>
+                <w:color w:val="1B2A4A"/>
+                <w:sz w:val="19"/>
+                <w:szCs w:val="19"/>
+              </w:rPr>
+              <w:t xml:space="preserve"> / ARCHITECTURE </w:t>
+            </w:r>
+            <w:proofErr w:type="gramStart"/>
+            <w:r>
+              <w:rPr>
+                <w:b/>
+                <w:bCs/>
+                <w:color w:val="1B2A4A"/>
+                <w:sz w:val="19"/>
+                <w:szCs w:val="19"/>
+              </w:rPr>
+              <w:t>DIAGRAM  ◇</w:t>
+            </w:r>
+            <w:proofErr w:type="gramEnd"/>
           </w:p>
           <w:p>
             <w:pPr>
               <w:spacing w:after="40"/>
+            </w:pPr>
+          </w:p>
+          <w:p>
+            <w:pPr>
               <w:jc w:val="center"/>
+              <w:rPr>
+                <w:color w:val="6B7280"/>
+                <w:sz w:val="16"/>
+                <w:szCs w:val="16"/>
+              </w:rPr>
             </w:pPr>
-            <w:r>
-              <w:rPr>
-                <w:i/>
-                <w:iCs/>
+            <w:proofErr w:type="gramStart"/>
+            <w:r>
+              <w:rPr>
                 <w:color w:val="6B7280"/>
-                <w:sz w:val="17"/>
-                <w:szCs w:val="17"/>
-              </w:rPr>
-              <w:t>Space reserved for the end-to-end pipeline visual</w:t>
-            </w:r>
+                <w:sz w:val="16"/>
+                <w:szCs w:val="16"/>
+              </w:rPr>
+              <w:t>( .</w:t>
+            </w:r>
+            <w:proofErr w:type="spellStart"/>
+            <w:r>
+              <w:rPr>
+                <w:color w:val="6B7280"/>
+                <w:sz w:val="16"/>
+                <w:szCs w:val="16"/>
+              </w:rPr>
+              <w:t>SQLfile</w:t>
+            </w:r>
+            <w:proofErr w:type="spellEnd"/>
+            <w:proofErr w:type="gramEnd"/>
+            <w:r>
+              <w:rPr>
+                <w:color w:val="6B7280"/>
+                <w:sz w:val="16"/>
+                <w:szCs w:val="16"/>
+              </w:rPr>
+              <w:t>\folder</w:t>
+            </w:r>
+            <w:r>
+              <w:rPr>
+                <w:color w:val="6B7280"/>
+                <w:sz w:val="16"/>
+                <w:szCs w:val="16"/>
+              </w:rPr>
+              <w:t xml:space="preserve"> </w:t>
+            </w:r>
+            <w:proofErr w:type="gramStart"/>
+            <w:r>
+              <w:rPr>
+                <w:color w:val="6B7280"/>
+                <w:sz w:val="16"/>
+                <w:szCs w:val="16"/>
+              </w:rPr>
+              <w:t>→  AST</w:t>
+            </w:r>
+            <w:proofErr w:type="gramEnd"/>
+            <w:r>
+              <w:rPr>
+                <w:color w:val="6B7280"/>
+                <w:sz w:val="16"/>
+                <w:szCs w:val="16"/>
+              </w:rPr>
+              <w:t xml:space="preserve">  </w:t>
+            </w:r>
+            <w:proofErr w:type="gramStart"/>
+            <w:r>
+              <w:rPr>
+                <w:color w:val="6B7280"/>
+                <w:sz w:val="16"/>
+                <w:szCs w:val="16"/>
+              </w:rPr>
+              <w:t>→  Graph</w:t>
+            </w:r>
+            <w:proofErr w:type="gramEnd"/>
+            <w:r>
+              <w:rPr>
+                <w:color w:val="6B7280"/>
+                <w:sz w:val="16"/>
+                <w:szCs w:val="16"/>
+              </w:rPr>
+              <w:t xml:space="preserve"> </w:t>
+            </w:r>
+            <w:proofErr w:type="gramStart"/>
+            <w:r>
+              <w:rPr>
+                <w:color w:val="6B7280"/>
+                <w:sz w:val="16"/>
+                <w:szCs w:val="16"/>
+              </w:rPr>
+              <w:t>Build  →</w:t>
+            </w:r>
+            <w:proofErr w:type="gramEnd"/>
+            <w:r>
+              <w:rPr>
+                <w:color w:val="6B7280"/>
+                <w:sz w:val="16"/>
+                <w:szCs w:val="16"/>
+              </w:rPr>
+              <w:t xml:space="preserve">  Neo</w:t>
+            </w:r>
+            <w:r>
+              <w:rPr>
+                <w:noProof/>
+              </w:rPr>
+              <w:t xml:space="preserve"> </w:t>
+            </w:r>
+            <w:r>
+              <w:rPr>
+                <w:color w:val="6B7280"/>
+                <w:sz w:val="16"/>
+                <w:szCs w:val="16"/>
+              </w:rPr>
+              <w:t>4</w:t>
+            </w:r>
+            <w:proofErr w:type="gramStart"/>
+            <w:r>
+              <w:rPr>
+                <w:color w:val="6B7280"/>
+                <w:sz w:val="16"/>
+                <w:szCs w:val="16"/>
+              </w:rPr>
+              <w:t>j  →</w:t>
+            </w:r>
+            <w:proofErr w:type="gramEnd"/>
+            <w:r>
+              <w:rPr>
+                <w:color w:val="6B7280"/>
+                <w:sz w:val="16"/>
+                <w:szCs w:val="16"/>
+              </w:rPr>
+              <w:t xml:space="preserve">  </w:t>
+            </w:r>
+            <w:proofErr w:type="gramStart"/>
+            <w:r>
+              <w:rPr>
+                <w:color w:val="6B7280"/>
+                <w:sz w:val="16"/>
+                <w:szCs w:val="16"/>
+              </w:rPr>
+              <w:t>Scoring  →</w:t>
+            </w:r>
+            <w:proofErr w:type="gramEnd"/>
+            <w:r>
+              <w:rPr>
+                <w:color w:val="6B7280"/>
+                <w:sz w:val="16"/>
+                <w:szCs w:val="16"/>
+              </w:rPr>
+              <w:t xml:space="preserve">  </w:t>
+            </w:r>
+            <w:proofErr w:type="gramStart"/>
+            <w:r>
+              <w:rPr>
+                <w:color w:val="6B7280"/>
+                <w:sz w:val="16"/>
+                <w:szCs w:val="16"/>
+              </w:rPr>
+              <w:t>PySpark )</w:t>
+            </w:r>
+            <w:proofErr w:type="gramEnd"/>
           </w:p>
           <w:p>
             <w:pPr>
               <w:jc w:val="center"/>
             </w:pPr>
             <w:r>
-              <w:rPr>
-                <w:color w:val="6B7280"/>
-                <w:sz w:val="16"/>
-                <w:szCs w:val="16"/>
-              </w:rPr>
-              <w:t>( .</w:t>
-            </w:r>
-            <w:proofErr w:type="spellStart"/>
-            <w:r>
-              <w:rPr>
-                <w:color w:val="6B7280"/>
-                <w:sz w:val="16"/>
-                <w:szCs w:val="16"/>
-              </w:rPr>
-              <w:t>sql</w:t>
-            </w:r>
-            <w:proofErr w:type="spellEnd"/>
-            <w:r>
-              <w:rPr>
-                <w:color w:val="6B7280"/>
-                <w:sz w:val="16"/>
-                <w:szCs w:val="16"/>
-              </w:rPr>
-              <w:t xml:space="preserve"> source  →  AST  →  Graph Build  →  Neo4j  →  Scoring  →  PySpark )</w:t>
+              <w:drawing>
+                <wp:inline distT="0" distB="0" distL="0" distR="0" wp14:anchorId="5EDE3F64" wp14:editId="0F32B799">
+                  <wp:extent cx="5607338" cy="2571882"/>
+                  <wp:effectExtent l="0" t="0" r="0" b="0"/>
+                  <wp:docPr id="1648030643" name="Picture 1"/>
+                  <wp:cNvGraphicFramePr>
+                    <a:graphicFrameLocks xmlns:a="http://schemas.openxmlformats.org/drawingml/2006/main" noChangeAspect="1"/>
+                  </wp:cNvGraphicFramePr>
+                  <a:graphic xmlns:a="http://schemas.openxmlformats.org/drawingml/2006/main">
+                    <a:graphicData uri="http://schemas.openxmlformats.org/drawingml/2006/picture">
+                      <pic:pic xmlns:pic="http://schemas.openxmlformats.org/drawingml/2006/picture">
+                        <pic:nvPicPr>
+                          <pic:cNvPr id="1648030643" name=""/>
+                          <pic:cNvPicPr/>
+                        </pic:nvPicPr>
+                        <pic:blipFill>
+                          <a:blip r:embed="rId5"/>
+                          <a:stretch>
+                            <a:fillRect/>
+                          </a:stretch>
+                        </pic:blipFill>
+                        <pic:spPr>
+                          <a:xfrm>
+                            <a:off x="0" y="0"/>
+                            <a:ext cx="5607338" cy="2571882"/>
+                          </a:xfrm>
+                          <a:prstGeom prst="rect">
+                            <a:avLst/>
+                          </a:prstGeom>
+                        </pic:spPr>
+                      </pic:pic>
+                    </a:graphicData>
+                  </a:graphic>
+                </wp:inline>
+              </w:drawing>
             </w:r>
           </w:p>
         </w:tc>
@@ -467,6 +683,7 @@
         <w:pStyle w:val="Heading2"/>
         <w:spacing w:before="160" w:after="80"/>
       </w:pPr>
+      <w:proofErr w:type="gramStart"/>
       <w:r>
         <w:rPr>
           <w:b/>
@@ -475,7 +692,18 @@
           <w:sz w:val="21"/>
           <w:szCs w:val="21"/>
         </w:rPr>
-        <w:t>2.1  Graph Model</w:t>
+        <w:t>2.1  Graph</w:t>
+      </w:r>
+      <w:proofErr w:type="gramEnd"/>
+      <w:r>
+        <w:rPr>
+          <w:b/>
+          <w:bCs/>
+          <w:color w:val="1F7A72"/>
+          <w:sz w:val="21"/>
+          <w:szCs w:val="21"/>
+        </w:rPr>
+        <w:t xml:space="preserve"> Model</w:t>
       </w:r>
     </w:p>
     <w:p>
@@ -539,6 +767,7 @@
                 <w:sz w:val="17"/>
                 <w:szCs w:val="17"/>
               </w:rPr>
+              <w:lastRenderedPageBreak/>
               <w:t>Layer</w:t>
             </w:r>
           </w:p>
@@ -792,26 +1021,53 @@
           <w:sz w:val="19"/>
           <w:szCs w:val="19"/>
         </w:rPr>
-        <w:lastRenderedPageBreak/>
         <w:t>Every load is schema-validated (</w:t>
       </w:r>
       <w:proofErr w:type="spellStart"/>
+      <w:proofErr w:type="gramStart"/>
       <w:r>
         <w:rPr>
           <w:color w:val="6B7280"/>
           <w:sz w:val="19"/>
           <w:szCs w:val="19"/>
         </w:rPr>
-        <w:t>schema.validate_graph</w:t>
-      </w:r>
-      <w:proofErr w:type="spellEnd"/>
+        <w:t>schema.validate</w:t>
+      </w:r>
+      <w:proofErr w:type="gramEnd"/>
       <w:r>
         <w:rPr>
           <w:color w:val="6B7280"/>
           <w:sz w:val="19"/>
           <w:szCs w:val="19"/>
         </w:rPr>
-        <w:t>) and constrained for idempotent MERGE (REQUIRE n.id IS UNIQUE per label) — the graph cannot silently drift out of shape.</w:t>
+        <w:t>_graph</w:t>
+      </w:r>
+      <w:proofErr w:type="spellEnd"/>
+      <w:r>
+        <w:rPr>
+          <w:color w:val="6B7280"/>
+          <w:sz w:val="19"/>
+          <w:szCs w:val="19"/>
+        </w:rPr>
+        <w:t xml:space="preserve">) and constrained for idempotent MERGE (REQUIRE n.id IS UNIQUE per </w:t>
+      </w:r>
+      <w:proofErr w:type="gramStart"/>
+      <w:r>
+        <w:rPr>
+          <w:color w:val="6B7280"/>
+          <w:sz w:val="19"/>
+          <w:szCs w:val="19"/>
+        </w:rPr>
+        <w:t>label) —</w:t>
+      </w:r>
+      <w:proofErr w:type="gramEnd"/>
+      <w:r>
+        <w:rPr>
+          <w:color w:val="6B7280"/>
+          <w:sz w:val="19"/>
+          <w:szCs w:val="19"/>
+        </w:rPr>
+        <w:t xml:space="preserve"> the graph cannot silently drift out of shape.</w:t>
       </w:r>
     </w:p>
     <w:p>
@@ -819,6 +1075,7 @@
         <w:pStyle w:val="Heading2"/>
         <w:spacing w:before="160" w:after="80"/>
       </w:pPr>
+      <w:proofErr w:type="gramStart"/>
       <w:r>
         <w:rPr>
           <w:b/>
@@ -827,46 +1084,9 @@
           <w:sz w:val="21"/>
           <w:szCs w:val="21"/>
         </w:rPr>
-        <w:t>2.2  Knowledge Layer &amp; Verdict Logic</w:t>
-      </w:r>
-    </w:p>
-    <w:p>
-      <w:pPr>
-        <w:spacing w:after="110" w:line="268" w:lineRule="auto"/>
-      </w:pPr>
-      <w:r>
-        <w:t xml:space="preserve">knowledge.py builds a reusable </w:t>
-      </w:r>
-      <w:proofErr w:type="spellStart"/>
-      <w:r>
-        <w:t>Oracle→Spark</w:t>
-      </w:r>
-      <w:proofErr w:type="spellEnd"/>
-      <w:r>
-        <w:t xml:space="preserve"> construct map — each construct tagged DIRECT, REWRITE, or UNSUPPORTED — and links every routine to the constructs it actually uses. A routine touching any UNSUPPORTED construct (autonomous transaction, </w:t>
-      </w:r>
-      <w:proofErr w:type="spellStart"/>
-      <w:r>
-        <w:t>savepoint</w:t>
-      </w:r>
-      <w:proofErr w:type="spellEnd"/>
-      <w:r>
-        <w:t>) can never be marked a clean conversion, regardless of how set-based it otherwise looks. The final verdict is read back out of the graph itself (</w:t>
-      </w:r>
-      <w:proofErr w:type="spellStart"/>
-      <w:r>
-        <w:t>graph_verdict</w:t>
-      </w:r>
-      <w:proofErr w:type="spellEnd"/>
-      <w:r>
-        <w:t>), so it stays fully traceable to nodes and edges rather than hidden heuristics.</w:t>
-      </w:r>
-    </w:p>
-    <w:p>
-      <w:pPr>
-        <w:pStyle w:val="Heading2"/>
-        <w:spacing w:before="160" w:after="80"/>
-      </w:pPr>
+        <w:t>2.2  Knowledge</w:t>
+      </w:r>
+      <w:proofErr w:type="gramEnd"/>
       <w:r>
         <w:rPr>
           <w:b/>
@@ -875,7 +1095,7 @@
           <w:sz w:val="21"/>
           <w:szCs w:val="21"/>
         </w:rPr>
-        <w:t>2.3  Migration Triage &amp; Logic-Pattern Classification</w:t>
+        <w:t xml:space="preserve"> Layer &amp; Verdict Logic</w:t>
       </w:r>
     </w:p>
     <w:p>
@@ -883,6 +1103,74 @@
         <w:spacing w:after="110" w:line="268" w:lineRule="auto"/>
       </w:pPr>
       <w:r>
+        <w:t xml:space="preserve">knowledge.py builds a reusable </w:t>
+      </w:r>
+      <w:proofErr w:type="spellStart"/>
+      <w:r>
+        <w:t>Oracle→Spark</w:t>
+      </w:r>
+      <w:proofErr w:type="spellEnd"/>
+      <w:r>
+        <w:t xml:space="preserve"> construct map — each construct tagged DIRECT, REWRITE, or UNSUPPORTED — and links every routine to the constructs it </w:t>
+      </w:r>
+      <w:proofErr w:type="gramStart"/>
+      <w:r>
+        <w:t>actually uses</w:t>
+      </w:r>
+      <w:proofErr w:type="gramEnd"/>
+      <w:r>
+        <w:t xml:space="preserve">. A routine touching any UNSUPPORTED construct (autonomous transaction, </w:t>
+      </w:r>
+      <w:proofErr w:type="spellStart"/>
+      <w:r>
+        <w:t>savepoint</w:t>
+      </w:r>
+      <w:proofErr w:type="spellEnd"/>
+      <w:r>
+        <w:t>) can never be marked a clean conversion, regardless of how set-based it otherwise looks. The final verdict is read back out of the graph itself (</w:t>
+      </w:r>
+      <w:proofErr w:type="spellStart"/>
+      <w:r>
+        <w:t>graph_verdict</w:t>
+      </w:r>
+      <w:proofErr w:type="spellEnd"/>
+      <w:r>
+        <w:t>), so it stays fully traceable to nodes and edges rather than hidden heuristics.</w:t>
+      </w:r>
+    </w:p>
+    <w:p>
+      <w:pPr>
+        <w:pStyle w:val="Heading2"/>
+        <w:spacing w:before="160" w:after="80"/>
+      </w:pPr>
+      <w:proofErr w:type="gramStart"/>
+      <w:r>
+        <w:rPr>
+          <w:b/>
+          <w:bCs/>
+          <w:color w:val="1F7A72"/>
+          <w:sz w:val="21"/>
+          <w:szCs w:val="21"/>
+        </w:rPr>
+        <w:t>2.3  Migration</w:t>
+      </w:r>
+      <w:proofErr w:type="gramEnd"/>
+      <w:r>
+        <w:rPr>
+          <w:b/>
+          <w:bCs/>
+          <w:color w:val="1F7A72"/>
+          <w:sz w:val="21"/>
+          <w:szCs w:val="21"/>
+        </w:rPr>
+        <w:t xml:space="preserve"> Triage &amp; Logic-Pattern Classification</w:t>
+      </w:r>
+    </w:p>
+    <w:p>
+      <w:pPr>
+        <w:spacing w:after="110" w:line="268" w:lineRule="auto"/>
+      </w:pPr>
+      <w:r>
         <w:t xml:space="preserve">Two explicit scores — </w:t>
       </w:r>
       <w:proofErr w:type="spellStart"/>
@@ -899,7 +1187,15 @@
       </w:r>
       <w:proofErr w:type="spellEnd"/>
       <w:r>
-        <w:t xml:space="preserve"> (cursors, sequences, autonomous transactions, DBMS_*/UTL_* calls) — combine with a logic-pattern read of each routine's shape to drive the verdict:</w:t>
+        <w:t xml:space="preserve"> (cursors, sequences, autonomous transactions, DBMS_*/UTL_* </w:t>
+      </w:r>
+      <w:proofErr w:type="gramStart"/>
+      <w:r>
+        <w:t>calls) —</w:t>
+      </w:r>
+      <w:proofErr w:type="gramEnd"/>
+      <w:r>
+        <w:t xml:space="preserve"> combine with a logic-pattern read of each routine's shape to drive the verdict:</w:t>
       </w:r>
     </w:p>
     <w:tbl>
@@ -1297,7 +1593,29 @@
                 <w:sz w:val="22"/>
                 <w:szCs w:val="22"/>
               </w:rPr>
-              <w:t>3.  Key Design Decision</w:t>
+              <w:t>3</w:t>
+            </w:r>
+            <w:proofErr w:type="gramStart"/>
+            <w:r>
+              <w:rPr>
+                <w:b/>
+                <w:bCs/>
+                <w:color w:val="1B2A4A"/>
+                <w:sz w:val="22"/>
+                <w:szCs w:val="22"/>
+              </w:rPr>
+              <w:t>.  Key</w:t>
+            </w:r>
+            <w:proofErr w:type="gramEnd"/>
+            <w:r>
+              <w:rPr>
+                <w:b/>
+                <w:bCs/>
+                <w:color w:val="1B2A4A"/>
+                <w:sz w:val="22"/>
+                <w:szCs w:val="22"/>
+              </w:rPr>
+              <w:t xml:space="preserve"> Design Decision</w:t>
             </w:r>
           </w:p>
           <w:p>
